--- a/source/documentation.docx
+++ b/source/documentation.docx
@@ -188,7 +188,7 @@
     </w:p>
     <w:sdt>
       <w:sdtPr>
-        <w:id w:val="-1223689700"/>
+        <w:id w:val="2023992728"/>
         <w:docPartObj>
           <w:docPartGallery w:val="Table of Contents"/>
           <w:docPartUnique w:val="1"/>
@@ -1684,7 +1684,7 @@
           <w:rFonts w:ascii="Verdana" w:cs="Verdana" w:eastAsia="Verdana" w:hAnsi="Verdana"/>
           <w:rtl w:val="0"/>
         </w:rPr>
-        <w:t xml:space="preserve">A projekttel szemben támasztott követelmények: [Az alább felsorolt célok kiegészíthetőek, törölhetőek]</w:t>
+        <w:t xml:space="preserve">A projekttel szemben támasztott követelmények:</w:t>
       </w:r>
     </w:p>
     <w:p>
@@ -1773,7 +1773,7 @@
           <w:rFonts w:ascii="Verdana" w:cs="Verdana" w:eastAsia="Verdana" w:hAnsi="Verdana"/>
           <w:rtl w:val="0"/>
         </w:rPr>
-        <w:t xml:space="preserve">Az alábbi feltételek teljesülése esetén tekinthetjük sikeresnek a jelen projektet. [A sikerkritériumok kiegészíthetőek, a nem elvártak törölhetőek]</w:t>
+        <w:t xml:space="preserve">Az alábbi feltételek teljesülése esetén tekinthetjük sikeresnek a jelen projektet.</w:t>
       </w:r>
     </w:p>
     <w:p>
@@ -3011,7 +3011,7 @@
           <w:between w:space="0" w:sz="0" w:val="nil"/>
         </w:pBdr>
         <w:shd w:fill="auto" w:val="clear"/>
-        <w:spacing w:after="200" w:before="240" w:line="276" w:lineRule="auto"/>
+        <w:spacing w:after="0" w:afterAutospacing="0" w:before="240" w:line="276" w:lineRule="auto"/>
         <w:ind w:left="720" w:right="0" w:hanging="360"/>
         <w:jc w:val="both"/>
         <w:rPr>
@@ -3025,6 +3025,40 @@
           <w:rtl w:val="0"/>
         </w:rPr>
         <w:t xml:space="preserve">Üzleti dokumentum megírása</w:t>
+      </w:r>
+    </w:p>
+    <w:p>
+      <w:pPr>
+        <w:keepNext w:val="0"/>
+        <w:keepLines w:val="0"/>
+        <w:pageBreakBefore w:val="0"/>
+        <w:widowControl w:val="1"/>
+        <w:numPr>
+          <w:ilvl w:val="0"/>
+          <w:numId w:val="1"/>
+        </w:numPr>
+        <w:pBdr>
+          <w:top w:space="0" w:sz="0" w:val="nil"/>
+          <w:left w:space="0" w:sz="0" w:val="nil"/>
+          <w:bottom w:space="0" w:sz="0" w:val="nil"/>
+          <w:right w:space="0" w:sz="0" w:val="nil"/>
+          <w:between w:space="0" w:sz="0" w:val="nil"/>
+        </w:pBdr>
+        <w:shd w:fill="auto" w:val="clear"/>
+        <w:spacing w:after="200" w:before="0" w:beforeAutospacing="0" w:line="276" w:lineRule="auto"/>
+        <w:ind w:left="720" w:right="0" w:hanging="360"/>
+        <w:jc w:val="both"/>
+        <w:rPr>
+          <w:rFonts w:ascii="Verdana" w:cs="Verdana" w:eastAsia="Verdana" w:hAnsi="Verdana"/>
+          <w:u w:val="none"/>
+        </w:rPr>
+      </w:pPr>
+      <w:r>
+        <w:rPr>
+          <w:rFonts w:ascii="Verdana" w:cs="Verdana" w:eastAsia="Verdana" w:hAnsi="Verdana"/>
+          <w:rtl w:val="0"/>
+        </w:rPr>
+        <w:t xml:space="preserve">Meeting videó felvétele</w:t>
       </w:r>
     </w:p>
     <w:p>
@@ -3150,7 +3184,7 @@
           <w:between w:space="0" w:sz="0" w:val="nil"/>
         </w:pBdr>
         <w:shd w:fill="auto" w:val="clear"/>
-        <w:spacing w:after="200" w:before="240" w:line="276" w:lineRule="auto"/>
+        <w:spacing w:after="0" w:afterAutospacing="0" w:before="240" w:line="276" w:lineRule="auto"/>
         <w:ind w:left="720" w:right="0" w:hanging="360"/>
         <w:jc w:val="both"/>
         <w:rPr>
@@ -3160,8 +3194,65 @@
       </w:pPr>
       <w:r>
         <w:rPr>
-          <w:rtl w:val="0"/>
-        </w:rPr>
+          <w:rFonts w:ascii="Verdana" w:cs="Verdana" w:eastAsia="Verdana" w:hAnsi="Verdana"/>
+          <w:rtl w:val="0"/>
+        </w:rPr>
+        <w:t xml:space="preserve">PPT megírása</w:t>
+      </w:r>
+    </w:p>
+    <w:p>
+      <w:pPr>
+        <w:keepNext w:val="0"/>
+        <w:keepLines w:val="0"/>
+        <w:pageBreakBefore w:val="0"/>
+        <w:widowControl w:val="1"/>
+        <w:numPr>
+          <w:ilvl w:val="0"/>
+          <w:numId w:val="2"/>
+        </w:numPr>
+        <w:pBdr>
+          <w:top w:space="0" w:sz="0" w:val="nil"/>
+          <w:left w:space="0" w:sz="0" w:val="nil"/>
+          <w:bottom w:space="0" w:sz="0" w:val="nil"/>
+          <w:right w:space="0" w:sz="0" w:val="nil"/>
+          <w:between w:space="0" w:sz="0" w:val="nil"/>
+        </w:pBdr>
+        <w:shd w:fill="auto" w:val="clear"/>
+        <w:spacing w:after="0" w:afterAutospacing="0" w:before="0" w:beforeAutospacing="0" w:line="276" w:lineRule="auto"/>
+        <w:ind w:left="720" w:right="0" w:hanging="360"/>
+        <w:jc w:val="both"/>
+        <w:rPr>
+          <w:rFonts w:ascii="Verdana" w:cs="Verdana" w:eastAsia="Verdana" w:hAnsi="Verdana"/>
+          <w:u w:val="none"/>
+        </w:rPr>
+      </w:pPr>
+      <w:r>
+        <w:rPr>
+          <w:rFonts w:ascii="Verdana" w:cs="Verdana" w:eastAsia="Verdana" w:hAnsi="Verdana"/>
+          <w:rtl w:val="0"/>
+        </w:rPr>
+        <w:t xml:space="preserve">Űrlap létrehozása</w:t>
+      </w:r>
+    </w:p>
+    <w:p>
+      <w:pPr>
+        <w:numPr>
+          <w:ilvl w:val="0"/>
+          <w:numId w:val="2"/>
+        </w:numPr>
+        <w:spacing w:after="200" w:before="0" w:beforeAutospacing="0" w:line="276" w:lineRule="auto"/>
+        <w:ind w:left="720" w:hanging="360"/>
+        <w:jc w:val="both"/>
+        <w:rPr>
+          <w:rFonts w:ascii="Verdana" w:cs="Verdana" w:eastAsia="Verdana" w:hAnsi="Verdana"/>
+        </w:rPr>
+      </w:pPr>
+      <w:r>
+        <w:rPr>
+          <w:rFonts w:ascii="Verdana" w:cs="Verdana" w:eastAsia="Verdana" w:hAnsi="Verdana"/>
+          <w:rtl w:val="0"/>
+        </w:rPr>
+        <w:t xml:space="preserve">Meeting videó felvétele</w:t>
       </w:r>
     </w:p>
     <w:p>
@@ -3200,7 +3291,7 @@
           <w:ilvl w:val="0"/>
           <w:numId w:val="6"/>
         </w:numPr>
-        <w:spacing w:after="200" w:before="240" w:line="276" w:lineRule="auto"/>
+        <w:spacing w:after="0" w:afterAutospacing="0" w:before="240" w:line="276" w:lineRule="auto"/>
         <w:ind w:left="720" w:hanging="360"/>
         <w:jc w:val="both"/>
         <w:rPr>
@@ -3208,6 +3299,114 @@
           <w:u w:val="none"/>
         </w:rPr>
       </w:pPr>
+      <w:r>
+        <w:rPr>
+          <w:rFonts w:ascii="Verdana" w:cs="Verdana" w:eastAsia="Verdana" w:hAnsi="Verdana"/>
+          <w:rtl w:val="0"/>
+        </w:rPr>
+        <w:t xml:space="preserve">Felhasználói excel dokumentum elkészítése</w:t>
+      </w:r>
+    </w:p>
+    <w:p>
+      <w:pPr>
+        <w:numPr>
+          <w:ilvl w:val="0"/>
+          <w:numId w:val="6"/>
+        </w:numPr>
+        <w:spacing w:after="0" w:afterAutospacing="0" w:before="0" w:beforeAutospacing="0" w:line="276" w:lineRule="auto"/>
+        <w:ind w:left="720" w:hanging="360"/>
+        <w:jc w:val="both"/>
+        <w:rPr>
+          <w:rFonts w:ascii="Verdana" w:cs="Verdana" w:eastAsia="Verdana" w:hAnsi="Verdana"/>
+          <w:u w:val="none"/>
+        </w:rPr>
+      </w:pPr>
+      <w:r>
+        <w:rPr>
+          <w:rFonts w:ascii="Verdana" w:cs="Verdana" w:eastAsia="Verdana" w:hAnsi="Verdana"/>
+          <w:rtl w:val="0"/>
+        </w:rPr>
+        <w:t xml:space="preserve">tablazat adatokkal feltöltése</w:t>
+      </w:r>
+    </w:p>
+    <w:p>
+      <w:pPr>
+        <w:numPr>
+          <w:ilvl w:val="0"/>
+          <w:numId w:val="6"/>
+        </w:numPr>
+        <w:spacing w:after="200" w:before="0" w:beforeAutospacing="0" w:line="276" w:lineRule="auto"/>
+        <w:ind w:left="720" w:hanging="360"/>
+        <w:jc w:val="both"/>
+        <w:rPr>
+          <w:rFonts w:ascii="Verdana" w:cs="Verdana" w:eastAsia="Verdana" w:hAnsi="Verdana"/>
+          <w:u w:val="none"/>
+        </w:rPr>
+      </w:pPr>
+      <w:r>
+        <w:rPr>
+          <w:rFonts w:ascii="Verdana" w:cs="Verdana" w:eastAsia="Verdana" w:hAnsi="Verdana"/>
+          <w:rtl w:val="0"/>
+        </w:rPr>
+        <w:t xml:space="preserve">grafikonok és egyéb statisztika az adatok összegyűjtése</w:t>
+      </w:r>
+      <w:r>
+        <w:br w:type="page"/>
+      </w:r>
+      <w:r>
+        <w:rPr>
+          <w:rtl w:val="0"/>
+        </w:rPr>
+      </w:r>
+    </w:p>
+    <w:p>
+      <w:pPr>
+        <w:tabs>
+          <w:tab w:val="center" w:leader="none" w:pos="7380"/>
+        </w:tabs>
+        <w:spacing w:after="120" w:before="120" w:line="276" w:lineRule="auto"/>
+        <w:rPr>
+          <w:rFonts w:ascii="Verdana" w:cs="Verdana" w:eastAsia="Verdana" w:hAnsi="Verdana"/>
+        </w:rPr>
+      </w:pPr>
+      <w:r>
+        <w:rPr>
+          <w:rtl w:val="0"/>
+        </w:rPr>
+      </w:r>
+    </w:p>
+    <w:p>
+      <w:pPr>
+        <w:tabs>
+          <w:tab w:val="center" w:leader="none" w:pos="7380"/>
+        </w:tabs>
+        <w:spacing w:after="120" w:before="120" w:line="276" w:lineRule="auto"/>
+        <w:rPr>
+          <w:rFonts w:ascii="Verdana" w:cs="Verdana" w:eastAsia="Verdana" w:hAnsi="Verdana"/>
+        </w:rPr>
+      </w:pPr>
+      <w:r>
+        <w:rPr>
+          <w:rFonts w:ascii="Verdana" w:cs="Verdana" w:eastAsia="Verdana" w:hAnsi="Verdana"/>
+          <w:b w:val="1"/>
+          <w:bCs w:val="1"/>
+          <w:rtl w:val="0"/>
+        </w:rPr>
+        <w:t xml:space="preserve">Videó és fileok elérhetősége: </w:t>
+      </w:r>
+      <w:hyperlink r:id="rId11">
+        <w:r>
+          <w:rPr>
+            <w:rFonts w:ascii="Verdana" w:cs="Verdana" w:eastAsia="Verdana" w:hAnsi="Verdana"/>
+            <w:b w:val="1"/>
+            <w:bCs w:val="1"/>
+            <w:color w:val="0000ee"/>
+            <w:u w:val="single"/>
+            <w:rtl w:val="0"/>
+          </w:rPr>
+          <w:t xml:space="preserve">GDE_62_Informatika_projekt</w:t>
+        </w:r>
+      </w:hyperlink>
       <w:r>
         <w:rPr>
           <w:rtl w:val="0"/>
@@ -3221,25 +3420,7 @@
         </w:tabs>
         <w:spacing w:after="120" w:before="120" w:line="276" w:lineRule="auto"/>
         <w:jc w:val="both"/>
-        <w:rPr>
-          <w:rFonts w:ascii="Verdana" w:cs="Verdana" w:eastAsia="Verdana" w:hAnsi="Verdana"/>
-        </w:rPr>
-      </w:pPr>
-      <w:r>
-        <w:rPr>
-          <w:rtl w:val="0"/>
-        </w:rPr>
-      </w:r>
-    </w:p>
-    <w:p>
-      <w:pPr>
-        <w:tabs>
-          <w:tab w:val="center" w:leader="none" w:pos="7380"/>
-        </w:tabs>
-        <w:spacing w:after="120" w:before="120" w:line="276" w:lineRule="auto"/>
-        <w:rPr>
-          <w:rFonts w:ascii="Verdana" w:cs="Verdana" w:eastAsia="Verdana" w:hAnsi="Verdana"/>
-        </w:rPr>
+        <w:rPr/>
       </w:pPr>
       <w:r>
         <w:rPr>
@@ -3248,1054 +3429,22 @@
           <w:bCs w:val="1"/>
           <w:rtl w:val="0"/>
         </w:rPr>
-        <w:t xml:space="preserve">Videó és fileok elérhetősége: [Hozzáférhető link]</w:t>
-      </w:r>
-      <w:r>
-        <w:rPr>
-          <w:rtl w:val="0"/>
-        </w:rPr>
-      </w:r>
-    </w:p>
-    <w:p>
-      <w:pPr>
-        <w:tabs>
-          <w:tab w:val="center" w:leader="none" w:pos="7380"/>
-        </w:tabs>
-        <w:spacing w:after="120" w:before="120" w:line="276" w:lineRule="auto"/>
-        <w:jc w:val="both"/>
-        <w:rPr>
-          <w:rFonts w:ascii="Verdana" w:cs="Verdana" w:eastAsia="Verdana" w:hAnsi="Verdana"/>
-          <w:b w:val="1"/>
-          <w:bCs w:val="1"/>
-        </w:rPr>
-      </w:pPr>
-      <w:r>
-        <w:rPr>
-          <w:rFonts w:ascii="Verdana" w:cs="Verdana" w:eastAsia="Verdana" w:hAnsi="Verdana"/>
-          <w:b w:val="1"/>
-          <w:bCs w:val="1"/>
-          <w:rtl w:val="0"/>
-        </w:rPr>
-        <w:t xml:space="preserve">Weboldal elérhetősége: [Hozzáférhető link]</w:t>
-      </w:r>
-    </w:p>
-    <w:p>
-      <w:pPr>
-        <w:tabs>
-          <w:tab w:val="center" w:leader="none" w:pos="7380"/>
-        </w:tabs>
-        <w:spacing w:after="120" w:before="120" w:line="276" w:lineRule="auto"/>
-        <w:jc w:val="both"/>
-        <w:rPr>
-          <w:rFonts w:ascii="Verdana" w:cs="Verdana" w:eastAsia="Verdana" w:hAnsi="Verdana"/>
-        </w:rPr>
-      </w:pPr>
-      <w:r>
-        <w:rPr>
-          <w:rtl w:val="0"/>
-        </w:rPr>
-      </w:r>
-    </w:p>
-    <w:p>
-      <w:pPr>
-        <w:rPr>
-          <w:rFonts w:ascii="Verdana" w:cs="Verdana" w:eastAsia="Verdana" w:hAnsi="Verdana"/>
-        </w:rPr>
-        <w:sectPr>
-          <w:type w:val="nextPage"/>
-          <w:pgSz w:h="16840" w:w="11907" w:orient="portrait"/>
-          <w:pgMar w:bottom="1440" w:top="1440" w:left="1797" w:right="1797" w:header="709" w:footer="709"/>
-          <w:titlePg w:val="1"/>
-        </w:sectPr>
-      </w:pPr>
-      <w:r>
-        <w:br w:type="page"/>
-      </w:r>
-      <w:r>
-        <w:rPr>
-          <w:rtl w:val="0"/>
-        </w:rPr>
-      </w:r>
-    </w:p>
-    <w:bookmarkStart w:colFirst="0" w:colLast="0" w:name="bookmark=id.5bsmq6demsji" w:id="11"/>
-    <w:bookmarkEnd w:id="11"/>
-    <w:p>
-      <w:pPr>
-        <w:keepNext w:val="1"/>
-        <w:pageBreakBefore w:val="1"/>
-        <w:spacing w:after="60" w:before="240" w:line="276" w:lineRule="auto"/>
-        <w:ind w:left="788" w:hanging="431"/>
-        <w:rPr>
-          <w:rFonts w:ascii="Verdana" w:cs="Verdana" w:eastAsia="Verdana" w:hAnsi="Verdana"/>
-          <w:b w:val="1"/>
-          <w:bCs w:val="1"/>
-          <w:sz w:val="32"/>
-          <w:szCs w:val="32"/>
-        </w:rPr>
-      </w:pPr>
-      <w:bookmarkStart w:colFirst="0" w:colLast="0" w:name="_heading=h.a96i7va8uaj" w:id="12"/>
-      <w:bookmarkEnd w:id="12"/>
-      <w:r>
-        <w:rPr>
-          <w:rFonts w:ascii="Verdana" w:cs="Verdana" w:eastAsia="Verdana" w:hAnsi="Verdana"/>
-          <w:b w:val="1"/>
-          <w:bCs w:val="1"/>
-          <w:sz w:val="32"/>
-          <w:szCs w:val="32"/>
-          <w:rtl w:val="0"/>
-        </w:rPr>
-        <w:t xml:space="preserve">Mellékletek</w:t>
-      </w:r>
-    </w:p>
-    <w:bookmarkStart w:colFirst="0" w:colLast="0" w:name="bookmark=id.shgtm5hveqd5" w:id="13"/>
-    <w:bookmarkEnd w:id="13"/>
-    <w:p>
-      <w:pPr>
-        <w:keepNext w:val="1"/>
-        <w:spacing w:after="60" w:before="240" w:line="276" w:lineRule="auto"/>
-        <w:ind w:left="936" w:hanging="576"/>
-        <w:rPr/>
-      </w:pPr>
-      <w:bookmarkStart w:colFirst="0" w:colLast="0" w:name="_heading=h.p66ggpkiy862" w:id="14"/>
-      <w:bookmarkEnd w:id="14"/>
-      <w:r>
-        <w:rPr>
-          <w:rFonts w:ascii="Verdana" w:cs="Verdana" w:eastAsia="Verdana" w:hAnsi="Verdana"/>
-          <w:b w:val="1"/>
-          <w:bCs w:val="1"/>
-          <w:i w:val="1"/>
-          <w:iCs w:val="1"/>
-          <w:sz w:val="28"/>
-          <w:szCs w:val="28"/>
-          <w:rtl w:val="0"/>
-        </w:rPr>
-        <w:t xml:space="preserve">Projekt ütemezése </w:t>
-      </w:r>
-      <w:r>
-        <w:rPr>
-          <w:rFonts w:ascii="Verdana" w:cs="Verdana" w:eastAsia="Verdana" w:hAnsi="Verdana"/>
-          <w:i w:val="1"/>
-          <w:iCs w:val="1"/>
-          <w:sz w:val="28"/>
-          <w:szCs w:val="28"/>
-          <w:rtl w:val="0"/>
-        </w:rPr>
-        <w:t xml:space="preserve">(opcionális)</w:t>
-      </w:r>
-      <w:r>
-        <w:rPr>
-          <w:rtl w:val="0"/>
-        </w:rPr>
-      </w:r>
-    </w:p>
-    <w:p>
-      <w:pPr>
-        <w:spacing w:after="200" w:line="276" w:lineRule="auto"/>
-        <w:rPr>
-          <w:rFonts w:ascii="Verdana" w:cs="Verdana" w:eastAsia="Verdana" w:hAnsi="Verdana"/>
-        </w:rPr>
-        <w:sectPr>
-          <w:type w:val="nextPage"/>
-          <w:pgSz w:h="16840" w:w="11907" w:orient="portrait"/>
-          <w:pgMar w:bottom="1440" w:top="1440" w:left="1797" w:right="1797" w:header="709" w:footer="709"/>
-        </w:sectPr>
-      </w:pPr>
-      <w:r>
-        <w:rPr>
-          <w:rtl w:val="0"/>
-        </w:rPr>
-      </w:r>
-    </w:p>
-    <w:p>
-      <w:pPr>
-        <w:keepNext w:val="1"/>
-        <w:spacing w:after="60" w:before="240" w:line="276" w:lineRule="auto"/>
-        <w:ind w:left="936" w:hanging="576"/>
-        <w:rPr>
-          <w:rFonts w:ascii="Verdana" w:cs="Verdana" w:eastAsia="Verdana" w:hAnsi="Verdana"/>
-          <w:b w:val="1"/>
-          <w:bCs w:val="1"/>
-          <w:i w:val="1"/>
-          <w:iCs w:val="1"/>
-          <w:sz w:val="28"/>
-          <w:szCs w:val="28"/>
-        </w:rPr>
-      </w:pPr>
-      <w:bookmarkStart w:colFirst="0" w:colLast="0" w:name="_heading=h.6zb2iur0cg0p" w:id="15"/>
-      <w:bookmarkEnd w:id="15"/>
-      <w:r>
-        <w:rPr>
-          <w:rFonts w:ascii="Verdana" w:cs="Verdana" w:eastAsia="Verdana" w:hAnsi="Verdana"/>
-          <w:b w:val="1"/>
-          <w:bCs w:val="1"/>
-          <w:i w:val="1"/>
-          <w:iCs w:val="1"/>
-          <w:sz w:val="28"/>
-          <w:szCs w:val="28"/>
-          <w:rtl w:val="0"/>
-        </w:rPr>
-        <w:t xml:space="preserve">Emlékeztető minta </w:t>
-      </w:r>
-      <w:r>
-        <w:rPr>
-          <w:rFonts w:ascii="Verdana" w:cs="Verdana" w:eastAsia="Verdana" w:hAnsi="Verdana"/>
-          <w:i w:val="1"/>
-          <w:iCs w:val="1"/>
-          <w:sz w:val="28"/>
-          <w:szCs w:val="28"/>
-          <w:rtl w:val="0"/>
-        </w:rPr>
-        <w:t xml:space="preserve">(opcionális)</w:t>
-      </w:r>
-      <w:r>
-        <w:rPr>
-          <w:rtl w:val="0"/>
-        </w:rPr>
-      </w:r>
-    </w:p>
-    <w:p>
-      <w:pPr>
-        <w:spacing w:after="200" w:line="276" w:lineRule="auto"/>
-        <w:rPr>
-          <w:rFonts w:ascii="Verdana" w:cs="Verdana" w:eastAsia="Verdana" w:hAnsi="Verdana"/>
-        </w:rPr>
-      </w:pPr>
-      <w:r>
-        <w:rPr>
-          <w:rtl w:val="0"/>
-        </w:rPr>
-      </w:r>
-    </w:p>
-    <w:p>
-      <w:pPr>
-        <w:spacing w:after="200" w:line="276" w:lineRule="auto"/>
-        <w:jc w:val="center"/>
-        <w:rPr>
-          <w:rFonts w:ascii="Verdana" w:cs="Verdana" w:eastAsia="Verdana" w:hAnsi="Verdana"/>
-        </w:rPr>
-      </w:pPr>
-      <w:r>
-        <w:rPr>
-          <w:rtl w:val="0"/>
-        </w:rPr>
-      </w:r>
-    </w:p>
-    <w:p>
-      <w:pPr>
-        <w:spacing w:after="200" w:line="276" w:lineRule="auto"/>
-        <w:jc w:val="center"/>
-        <w:rPr>
-          <w:rFonts w:ascii="Verdana" w:cs="Verdana" w:eastAsia="Verdana" w:hAnsi="Verdana"/>
-        </w:rPr>
-      </w:pPr>
-      <w:r>
-        <w:rPr>
-          <w:rFonts w:ascii="Verdana" w:cs="Verdana" w:eastAsia="Verdana" w:hAnsi="Verdana"/>
-          <w:rtl w:val="0"/>
-        </w:rPr>
-        <w:t xml:space="preserve">MEGBESZÉLÉS EMLÉKEZTETŐ (opcionális)</w:t>
-      </w:r>
-    </w:p>
-    <w:p>
-      <w:pPr>
-        <w:spacing w:after="200" w:line="276" w:lineRule="auto"/>
-        <w:rPr>
-          <w:rFonts w:ascii="Verdana" w:cs="Verdana" w:eastAsia="Verdana" w:hAnsi="Verdana"/>
-        </w:rPr>
-      </w:pPr>
-      <w:r>
-        <w:rPr>
-          <w:rtl w:val="0"/>
-        </w:rPr>
-      </w:r>
-    </w:p>
-    <w:p>
-      <w:pPr>
-        <w:spacing w:after="200" w:line="276" w:lineRule="auto"/>
-        <w:rPr>
-          <w:rFonts w:ascii="Verdana" w:cs="Verdana" w:eastAsia="Verdana" w:hAnsi="Verdana"/>
-        </w:rPr>
-      </w:pPr>
-      <w:r>
-        <w:rPr>
-          <w:rtl w:val="0"/>
-        </w:rPr>
-      </w:r>
-    </w:p>
-    <w:tbl>
-      <w:tblPr>
-        <w:tblStyle w:val="Table2"/>
-        <w:tblW w:w="8812.0" w:type="dxa"/>
-        <w:jc w:val="left"/>
-        <w:tblInd w:w="250.0" w:type="dxa"/>
-        <w:tblBorders>
-          <w:top w:color="000000" w:space="0" w:sz="4" w:val="dotted"/>
-          <w:left w:color="000000" w:space="0" w:sz="4" w:val="dotted"/>
-          <w:bottom w:color="000000" w:space="0" w:sz="4" w:val="dotted"/>
-          <w:right w:color="000000" w:space="0" w:sz="4" w:val="dotted"/>
-          <w:insideH w:color="000000" w:space="0" w:sz="4" w:val="dotted"/>
-          <w:insideV w:color="000000" w:space="0" w:sz="4" w:val="dotted"/>
-        </w:tblBorders>
-        <w:tblLayout w:type="fixed"/>
-        <w:tblLook w:val="0400"/>
-      </w:tblPr>
-      <w:tblGrid>
-        <w:gridCol w:w="2181"/>
-        <w:gridCol w:w="6631"/>
-        <w:tblGridChange w:id="0">
-          <w:tblGrid>
-            <w:gridCol w:w="2181"/>
-            <w:gridCol w:w="6631"/>
-          </w:tblGrid>
-        </w:tblGridChange>
-      </w:tblGrid>
-      <w:tr>
-        <w:trPr>
-          <w:cantSplit w:val="0"/>
-          <w:tblHeader w:val="0"/>
-        </w:trPr>
-        <w:tc>
-          <w:tcPr>
-            <w:shd w:fill="f2f2f2" w:val="clear"/>
-          </w:tcPr>
-          <w:p>
-            <w:pPr>
-              <w:spacing w:after="120" w:line="276" w:lineRule="auto"/>
-              <w:rPr>
-                <w:rFonts w:ascii="Verdana" w:cs="Verdana" w:eastAsia="Verdana" w:hAnsi="Verdana"/>
-                <w:b w:val="1"/>
-                <w:bCs w:val="1"/>
-                <w:sz w:val="20"/>
-                <w:szCs w:val="20"/>
-              </w:rPr>
-            </w:pPr>
-            <w:r>
-              <w:rPr>
-                <w:rFonts w:ascii="Verdana" w:cs="Verdana" w:eastAsia="Verdana" w:hAnsi="Verdana"/>
-                <w:b w:val="1"/>
-                <w:bCs w:val="1"/>
-                <w:sz w:val="20"/>
-                <w:szCs w:val="20"/>
-                <w:rtl w:val="0"/>
-              </w:rPr>
-              <w:t xml:space="preserve">Időpont:</w:t>
-            </w:r>
-          </w:p>
-        </w:tc>
-        <w:tc>
-          <w:tcPr/>
-          <w:p>
-            <w:pPr>
-              <w:spacing w:after="120" w:line="276" w:lineRule="auto"/>
-              <w:rPr>
-                <w:rFonts w:ascii="Verdana" w:cs="Verdana" w:eastAsia="Verdana" w:hAnsi="Verdana"/>
-                <w:sz w:val="20"/>
-                <w:szCs w:val="20"/>
-              </w:rPr>
-            </w:pPr>
-            <w:r>
-              <w:rPr>
-                <w:rtl w:val="0"/>
-              </w:rPr>
-            </w:r>
-          </w:p>
-        </w:tc>
-      </w:tr>
-      <w:tr>
-        <w:trPr>
-          <w:cantSplit w:val="0"/>
-          <w:tblHeader w:val="0"/>
-        </w:trPr>
-        <w:tc>
-          <w:tcPr>
-            <w:shd w:fill="f2f2f2" w:val="clear"/>
-          </w:tcPr>
-          <w:p>
-            <w:pPr>
-              <w:spacing w:after="120" w:line="276" w:lineRule="auto"/>
-              <w:rPr>
-                <w:rFonts w:ascii="Verdana" w:cs="Verdana" w:eastAsia="Verdana" w:hAnsi="Verdana"/>
-                <w:b w:val="1"/>
-                <w:bCs w:val="1"/>
-                <w:sz w:val="20"/>
-                <w:szCs w:val="20"/>
-              </w:rPr>
-            </w:pPr>
-            <w:r>
-              <w:rPr>
-                <w:rFonts w:ascii="Verdana" w:cs="Verdana" w:eastAsia="Verdana" w:hAnsi="Verdana"/>
-                <w:b w:val="1"/>
-                <w:bCs w:val="1"/>
-                <w:sz w:val="20"/>
-                <w:szCs w:val="20"/>
-                <w:rtl w:val="0"/>
-              </w:rPr>
-              <w:t xml:space="preserve">Helyszín:</w:t>
-            </w:r>
-          </w:p>
-        </w:tc>
-        <w:tc>
-          <w:tcPr/>
-          <w:p>
-            <w:pPr>
-              <w:spacing w:after="120" w:line="276" w:lineRule="auto"/>
-              <w:rPr>
-                <w:rFonts w:ascii="Verdana" w:cs="Verdana" w:eastAsia="Verdana" w:hAnsi="Verdana"/>
-                <w:sz w:val="20"/>
-                <w:szCs w:val="20"/>
-              </w:rPr>
-            </w:pPr>
-            <w:r>
-              <w:rPr>
-                <w:rtl w:val="0"/>
-              </w:rPr>
-            </w:r>
-          </w:p>
-        </w:tc>
-      </w:tr>
-      <w:tr>
-        <w:trPr>
-          <w:cantSplit w:val="0"/>
-          <w:tblHeader w:val="0"/>
-        </w:trPr>
-        <w:tc>
-          <w:tcPr>
-            <w:shd w:fill="f2f2f2" w:val="clear"/>
-          </w:tcPr>
-          <w:p>
-            <w:pPr>
-              <w:spacing w:after="120" w:line="276" w:lineRule="auto"/>
-              <w:rPr>
-                <w:rFonts w:ascii="Verdana" w:cs="Verdana" w:eastAsia="Verdana" w:hAnsi="Verdana"/>
-                <w:b w:val="1"/>
-                <w:bCs w:val="1"/>
-                <w:sz w:val="20"/>
-                <w:szCs w:val="20"/>
-              </w:rPr>
-            </w:pPr>
-            <w:r>
-              <w:rPr>
-                <w:rFonts w:ascii="Verdana" w:cs="Verdana" w:eastAsia="Verdana" w:hAnsi="Verdana"/>
-                <w:b w:val="1"/>
-                <w:bCs w:val="1"/>
-                <w:sz w:val="20"/>
-                <w:szCs w:val="20"/>
-                <w:rtl w:val="0"/>
-              </w:rPr>
-              <w:t xml:space="preserve">Tárgy:</w:t>
-            </w:r>
-          </w:p>
-        </w:tc>
-        <w:tc>
-          <w:tcPr/>
-          <w:p>
-            <w:pPr>
-              <w:spacing w:after="120" w:line="276" w:lineRule="auto"/>
-              <w:rPr>
-                <w:rFonts w:ascii="Verdana" w:cs="Verdana" w:eastAsia="Verdana" w:hAnsi="Verdana"/>
-                <w:sz w:val="20"/>
-                <w:szCs w:val="20"/>
-              </w:rPr>
-            </w:pPr>
-            <w:r>
-              <w:rPr>
-                <w:rtl w:val="0"/>
-              </w:rPr>
-            </w:r>
-          </w:p>
-        </w:tc>
-      </w:tr>
-      <w:tr>
-        <w:trPr>
-          <w:cantSplit w:val="0"/>
-          <w:tblHeader w:val="0"/>
-        </w:trPr>
-        <w:tc>
-          <w:tcPr>
-            <w:shd w:fill="f2f2f2" w:val="clear"/>
-          </w:tcPr>
-          <w:p>
-            <w:pPr>
-              <w:spacing w:after="120" w:line="276" w:lineRule="auto"/>
-              <w:rPr>
-                <w:rFonts w:ascii="Verdana" w:cs="Verdana" w:eastAsia="Verdana" w:hAnsi="Verdana"/>
-                <w:b w:val="1"/>
-                <w:bCs w:val="1"/>
-                <w:sz w:val="20"/>
-                <w:szCs w:val="20"/>
-              </w:rPr>
-            </w:pPr>
-            <w:r>
-              <w:rPr>
-                <w:rFonts w:ascii="Verdana" w:cs="Verdana" w:eastAsia="Verdana" w:hAnsi="Verdana"/>
-                <w:b w:val="1"/>
-                <w:bCs w:val="1"/>
-                <w:sz w:val="20"/>
-                <w:szCs w:val="20"/>
-                <w:rtl w:val="0"/>
-              </w:rPr>
-              <w:t xml:space="preserve">Készítette:</w:t>
-            </w:r>
-          </w:p>
-        </w:tc>
-        <w:tc>
-          <w:tcPr/>
-          <w:p>
-            <w:pPr>
-              <w:spacing w:after="120" w:line="276" w:lineRule="auto"/>
-              <w:rPr>
-                <w:rFonts w:ascii="Verdana" w:cs="Verdana" w:eastAsia="Verdana" w:hAnsi="Verdana"/>
-                <w:sz w:val="20"/>
-                <w:szCs w:val="20"/>
-              </w:rPr>
-            </w:pPr>
-            <w:r>
-              <w:rPr>
-                <w:rtl w:val="0"/>
-              </w:rPr>
-            </w:r>
-          </w:p>
-        </w:tc>
-      </w:tr>
-    </w:tbl>
-    <w:p>
-      <w:pPr>
-        <w:spacing w:after="200" w:line="276" w:lineRule="auto"/>
-        <w:rPr>
-          <w:rFonts w:ascii="Verdana" w:cs="Verdana" w:eastAsia="Verdana" w:hAnsi="Verdana"/>
-          <w:sz w:val="20"/>
-          <w:szCs w:val="20"/>
-        </w:rPr>
-      </w:pPr>
-      <w:r>
-        <w:rPr>
-          <w:rtl w:val="0"/>
-        </w:rPr>
-      </w:r>
-    </w:p>
-    <w:p>
-      <w:pPr>
-        <w:spacing w:after="200" w:line="276" w:lineRule="auto"/>
-        <w:rPr>
-          <w:rFonts w:ascii="Verdana" w:cs="Verdana" w:eastAsia="Verdana" w:hAnsi="Verdana"/>
-          <w:b w:val="1"/>
-          <w:bCs w:val="1"/>
-          <w:smallCaps w:val="1"/>
-          <w:sz w:val="20"/>
-          <w:szCs w:val="20"/>
-        </w:rPr>
-      </w:pPr>
-      <w:r>
-        <w:rPr>
-          <w:rFonts w:ascii="Verdana" w:cs="Verdana" w:eastAsia="Verdana" w:hAnsi="Verdana"/>
-          <w:b w:val="1"/>
-          <w:bCs w:val="1"/>
-          <w:smallCaps w:val="1"/>
-          <w:sz w:val="20"/>
-          <w:szCs w:val="20"/>
-          <w:rtl w:val="0"/>
-        </w:rPr>
-        <w:t xml:space="preserve">Résztvevők:</w:t>
-      </w:r>
-    </w:p>
-    <w:p>
-      <w:pPr>
-        <w:spacing w:after="200" w:line="276" w:lineRule="auto"/>
-        <w:rPr>
-          <w:rFonts w:ascii="Verdana" w:cs="Verdana" w:eastAsia="Verdana" w:hAnsi="Verdana"/>
-          <w:b w:val="1"/>
-          <w:bCs w:val="1"/>
-          <w:smallCaps w:val="1"/>
-          <w:sz w:val="20"/>
-          <w:szCs w:val="20"/>
-        </w:rPr>
-      </w:pPr>
-      <w:r>
-        <w:rPr>
-          <w:rtl w:val="0"/>
-        </w:rPr>
-      </w:r>
-    </w:p>
-    <w:tbl>
-      <w:tblPr>
-        <w:tblStyle w:val="Table3"/>
-        <w:tblW w:w="8812.0" w:type="dxa"/>
-        <w:jc w:val="left"/>
-        <w:tblInd w:w="250.0" w:type="dxa"/>
-        <w:tblBorders>
-          <w:top w:color="000000" w:space="0" w:sz="4" w:val="dotted"/>
-          <w:left w:color="000000" w:space="0" w:sz="4" w:val="dotted"/>
-          <w:bottom w:color="000000" w:space="0" w:sz="4" w:val="dotted"/>
-          <w:right w:color="000000" w:space="0" w:sz="4" w:val="dotted"/>
-          <w:insideH w:color="000000" w:space="0" w:sz="4" w:val="dotted"/>
-          <w:insideV w:color="000000" w:space="0" w:sz="4" w:val="dotted"/>
-        </w:tblBorders>
-        <w:tblLayout w:type="fixed"/>
-        <w:tblLook w:val="0400"/>
-      </w:tblPr>
-      <w:tblGrid>
-        <w:gridCol w:w="3388"/>
-        <w:gridCol w:w="2989"/>
-        <w:gridCol w:w="2435"/>
-        <w:tblGridChange w:id="0">
-          <w:tblGrid>
-            <w:gridCol w:w="3388"/>
-            <w:gridCol w:w="2989"/>
-            <w:gridCol w:w="2435"/>
-          </w:tblGrid>
-        </w:tblGridChange>
-      </w:tblGrid>
-      <w:tr>
-        <w:trPr>
-          <w:cantSplit w:val="0"/>
-          <w:tblHeader w:val="0"/>
-        </w:trPr>
-        <w:tc>
-          <w:tcPr>
-            <w:shd w:fill="f2f2f2" w:val="clear"/>
-          </w:tcPr>
-          <w:p>
-            <w:pPr>
-              <w:spacing w:after="120" w:line="276" w:lineRule="auto"/>
-              <w:jc w:val="center"/>
-              <w:rPr>
-                <w:rFonts w:ascii="Verdana" w:cs="Verdana" w:eastAsia="Verdana" w:hAnsi="Verdana"/>
-                <w:b w:val="1"/>
-                <w:bCs w:val="1"/>
-                <w:sz w:val="20"/>
-                <w:szCs w:val="20"/>
-              </w:rPr>
-            </w:pPr>
-            <w:r>
-              <w:rPr>
-                <w:rFonts w:ascii="Verdana" w:cs="Verdana" w:eastAsia="Verdana" w:hAnsi="Verdana"/>
-                <w:b w:val="1"/>
-                <w:bCs w:val="1"/>
-                <w:sz w:val="20"/>
-                <w:szCs w:val="20"/>
-                <w:rtl w:val="0"/>
-              </w:rPr>
-              <w:t xml:space="preserve">Név</w:t>
-            </w:r>
-          </w:p>
-        </w:tc>
-        <w:tc>
-          <w:tcPr>
-            <w:shd w:fill="f2f2f2" w:val="clear"/>
-          </w:tcPr>
-          <w:p>
-            <w:pPr>
-              <w:spacing w:after="120" w:line="276" w:lineRule="auto"/>
-              <w:jc w:val="center"/>
-              <w:rPr>
-                <w:rFonts w:ascii="Verdana" w:cs="Verdana" w:eastAsia="Verdana" w:hAnsi="Verdana"/>
-                <w:b w:val="1"/>
-                <w:bCs w:val="1"/>
-                <w:sz w:val="20"/>
-                <w:szCs w:val="20"/>
-              </w:rPr>
-            </w:pPr>
-            <w:r>
-              <w:rPr>
-                <w:rFonts w:ascii="Verdana" w:cs="Verdana" w:eastAsia="Verdana" w:hAnsi="Verdana"/>
-                <w:b w:val="1"/>
-                <w:bCs w:val="1"/>
-                <w:sz w:val="20"/>
-                <w:szCs w:val="20"/>
-                <w:rtl w:val="0"/>
-              </w:rPr>
-              <w:t xml:space="preserve">Szervezet</w:t>
-            </w:r>
-          </w:p>
-        </w:tc>
-        <w:tc>
-          <w:tcPr>
-            <w:shd w:fill="f2f2f2" w:val="clear"/>
-          </w:tcPr>
-          <w:p>
-            <w:pPr>
-              <w:spacing w:after="120" w:line="276" w:lineRule="auto"/>
-              <w:jc w:val="center"/>
-              <w:rPr>
-                <w:rFonts w:ascii="Verdana" w:cs="Verdana" w:eastAsia="Verdana" w:hAnsi="Verdana"/>
-                <w:b w:val="1"/>
-                <w:bCs w:val="1"/>
-                <w:sz w:val="20"/>
-                <w:szCs w:val="20"/>
-              </w:rPr>
-            </w:pPr>
-            <w:r>
-              <w:rPr>
-                <w:rFonts w:ascii="Verdana" w:cs="Verdana" w:eastAsia="Verdana" w:hAnsi="Verdana"/>
-                <w:b w:val="1"/>
-                <w:bCs w:val="1"/>
-                <w:sz w:val="20"/>
-                <w:szCs w:val="20"/>
-                <w:rtl w:val="0"/>
-              </w:rPr>
-              <w:t xml:space="preserve">Beosztás</w:t>
-            </w:r>
-          </w:p>
-        </w:tc>
-      </w:tr>
-      <w:tr>
-        <w:trPr>
-          <w:cantSplit w:val="0"/>
-          <w:tblHeader w:val="0"/>
-        </w:trPr>
-        <w:tc>
-          <w:tcPr>
-            <w:vAlign w:val="center"/>
-          </w:tcPr>
-          <w:p>
-            <w:pPr>
-              <w:spacing w:after="60" w:before="60" w:line="276" w:lineRule="auto"/>
-              <w:rPr>
-                <w:rFonts w:ascii="Verdana" w:cs="Verdana" w:eastAsia="Verdana" w:hAnsi="Verdana"/>
-                <w:sz w:val="20"/>
-                <w:szCs w:val="20"/>
-              </w:rPr>
-            </w:pPr>
-            <w:r>
-              <w:rPr>
-                <w:rtl w:val="0"/>
-              </w:rPr>
-            </w:r>
-          </w:p>
-        </w:tc>
-        <w:tc>
-          <w:tcPr>
-            <w:vAlign w:val="center"/>
-          </w:tcPr>
-          <w:p>
-            <w:pPr>
-              <w:spacing w:after="60" w:before="60" w:line="276" w:lineRule="auto"/>
-              <w:rPr>
-                <w:rFonts w:ascii="Verdana" w:cs="Verdana" w:eastAsia="Verdana" w:hAnsi="Verdana"/>
-                <w:sz w:val="20"/>
-                <w:szCs w:val="20"/>
-              </w:rPr>
-            </w:pPr>
-            <w:r>
-              <w:rPr>
-                <w:rtl w:val="0"/>
-              </w:rPr>
-            </w:r>
-          </w:p>
-        </w:tc>
-        <w:tc>
-          <w:tcPr>
-            <w:vAlign w:val="center"/>
-          </w:tcPr>
-          <w:p>
-            <w:pPr>
-              <w:spacing w:after="60" w:before="60" w:line="276" w:lineRule="auto"/>
-              <w:rPr>
-                <w:rFonts w:ascii="Verdana" w:cs="Verdana" w:eastAsia="Verdana" w:hAnsi="Verdana"/>
-                <w:sz w:val="20"/>
-                <w:szCs w:val="20"/>
-              </w:rPr>
-            </w:pPr>
-            <w:r>
-              <w:rPr>
-                <w:rtl w:val="0"/>
-              </w:rPr>
-            </w:r>
-          </w:p>
-        </w:tc>
-      </w:tr>
-      <w:tr>
-        <w:trPr>
-          <w:cantSplit w:val="0"/>
-          <w:tblHeader w:val="0"/>
-        </w:trPr>
-        <w:tc>
-          <w:tcPr>
-            <w:vAlign w:val="center"/>
-          </w:tcPr>
-          <w:p>
-            <w:pPr>
-              <w:spacing w:after="60" w:before="60" w:line="276" w:lineRule="auto"/>
-              <w:rPr>
-                <w:rFonts w:ascii="Verdana" w:cs="Verdana" w:eastAsia="Verdana" w:hAnsi="Verdana"/>
-                <w:sz w:val="20"/>
-                <w:szCs w:val="20"/>
-              </w:rPr>
-            </w:pPr>
-            <w:r>
-              <w:rPr>
-                <w:rtl w:val="0"/>
-              </w:rPr>
-            </w:r>
-          </w:p>
-        </w:tc>
-        <w:tc>
-          <w:tcPr>
-            <w:vAlign w:val="center"/>
-          </w:tcPr>
-          <w:p>
-            <w:pPr>
-              <w:spacing w:after="60" w:before="60" w:line="276" w:lineRule="auto"/>
-              <w:rPr>
-                <w:rFonts w:ascii="Verdana" w:cs="Verdana" w:eastAsia="Verdana" w:hAnsi="Verdana"/>
-                <w:sz w:val="20"/>
-                <w:szCs w:val="20"/>
-              </w:rPr>
-            </w:pPr>
-            <w:r>
-              <w:rPr>
-                <w:rtl w:val="0"/>
-              </w:rPr>
-            </w:r>
-          </w:p>
-        </w:tc>
-        <w:tc>
-          <w:tcPr>
-            <w:vAlign w:val="center"/>
-          </w:tcPr>
-          <w:p>
-            <w:pPr>
-              <w:spacing w:after="60" w:before="60" w:line="276" w:lineRule="auto"/>
-              <w:rPr>
-                <w:rFonts w:ascii="Verdana" w:cs="Verdana" w:eastAsia="Verdana" w:hAnsi="Verdana"/>
-                <w:sz w:val="20"/>
-                <w:szCs w:val="20"/>
-              </w:rPr>
-            </w:pPr>
-            <w:r>
-              <w:rPr>
-                <w:rtl w:val="0"/>
-              </w:rPr>
-            </w:r>
-          </w:p>
-        </w:tc>
-      </w:tr>
-      <w:tr>
-        <w:trPr>
-          <w:cantSplit w:val="0"/>
-          <w:tblHeader w:val="0"/>
-        </w:trPr>
-        <w:tc>
-          <w:tcPr>
-            <w:vAlign w:val="center"/>
-          </w:tcPr>
-          <w:p>
-            <w:pPr>
-              <w:spacing w:after="60" w:before="60" w:line="276" w:lineRule="auto"/>
-              <w:rPr>
-                <w:rFonts w:ascii="Verdana" w:cs="Verdana" w:eastAsia="Verdana" w:hAnsi="Verdana"/>
-                <w:sz w:val="20"/>
-                <w:szCs w:val="20"/>
-              </w:rPr>
-            </w:pPr>
-            <w:r>
-              <w:rPr>
-                <w:rtl w:val="0"/>
-              </w:rPr>
-            </w:r>
-          </w:p>
-        </w:tc>
-        <w:tc>
-          <w:tcPr>
-            <w:vAlign w:val="center"/>
-          </w:tcPr>
-          <w:p>
-            <w:pPr>
-              <w:spacing w:after="60" w:before="60" w:line="276" w:lineRule="auto"/>
-              <w:rPr>
-                <w:rFonts w:ascii="Verdana" w:cs="Verdana" w:eastAsia="Verdana" w:hAnsi="Verdana"/>
-                <w:sz w:val="20"/>
-                <w:szCs w:val="20"/>
-              </w:rPr>
-            </w:pPr>
-            <w:r>
-              <w:rPr>
-                <w:rtl w:val="0"/>
-              </w:rPr>
-            </w:r>
-          </w:p>
-        </w:tc>
-        <w:tc>
-          <w:tcPr>
-            <w:vAlign w:val="center"/>
-          </w:tcPr>
-          <w:p>
-            <w:pPr>
-              <w:spacing w:after="60" w:before="60" w:line="276" w:lineRule="auto"/>
-              <w:rPr>
-                <w:rFonts w:ascii="Verdana" w:cs="Verdana" w:eastAsia="Verdana" w:hAnsi="Verdana"/>
-                <w:sz w:val="20"/>
-                <w:szCs w:val="20"/>
-              </w:rPr>
-            </w:pPr>
-            <w:r>
-              <w:rPr>
-                <w:rtl w:val="0"/>
-              </w:rPr>
-            </w:r>
-          </w:p>
-        </w:tc>
-      </w:tr>
-      <w:tr>
-        <w:trPr>
-          <w:cantSplit w:val="0"/>
-          <w:tblHeader w:val="0"/>
-        </w:trPr>
-        <w:tc>
-          <w:tcPr>
-            <w:vAlign w:val="center"/>
-          </w:tcPr>
-          <w:p>
-            <w:pPr>
-              <w:spacing w:after="60" w:before="60" w:line="276" w:lineRule="auto"/>
-              <w:rPr>
-                <w:rFonts w:ascii="Verdana" w:cs="Verdana" w:eastAsia="Verdana" w:hAnsi="Verdana"/>
-                <w:sz w:val="20"/>
-                <w:szCs w:val="20"/>
-              </w:rPr>
-            </w:pPr>
-            <w:r>
-              <w:rPr>
-                <w:rtl w:val="0"/>
-              </w:rPr>
-            </w:r>
-          </w:p>
-        </w:tc>
-        <w:tc>
-          <w:tcPr>
-            <w:vAlign w:val="center"/>
-          </w:tcPr>
-          <w:p>
-            <w:pPr>
-              <w:spacing w:after="60" w:before="60" w:line="276" w:lineRule="auto"/>
-              <w:rPr>
-                <w:rFonts w:ascii="Verdana" w:cs="Verdana" w:eastAsia="Verdana" w:hAnsi="Verdana"/>
-                <w:sz w:val="20"/>
-                <w:szCs w:val="20"/>
-              </w:rPr>
-            </w:pPr>
-            <w:r>
-              <w:rPr>
-                <w:rtl w:val="0"/>
-              </w:rPr>
-            </w:r>
-          </w:p>
-        </w:tc>
-        <w:tc>
-          <w:tcPr>
-            <w:vAlign w:val="center"/>
-          </w:tcPr>
-          <w:p>
-            <w:pPr>
-              <w:spacing w:after="60" w:before="60" w:line="276" w:lineRule="auto"/>
-              <w:rPr>
-                <w:rFonts w:ascii="Verdana" w:cs="Verdana" w:eastAsia="Verdana" w:hAnsi="Verdana"/>
-                <w:sz w:val="20"/>
-                <w:szCs w:val="20"/>
-              </w:rPr>
-            </w:pPr>
-            <w:r>
-              <w:rPr>
-                <w:rtl w:val="0"/>
-              </w:rPr>
-            </w:r>
-          </w:p>
-        </w:tc>
-      </w:tr>
-      <w:tr>
-        <w:trPr>
-          <w:cantSplit w:val="0"/>
-          <w:tblHeader w:val="0"/>
-        </w:trPr>
-        <w:tc>
-          <w:tcPr>
-            <w:vAlign w:val="center"/>
-          </w:tcPr>
-          <w:p>
-            <w:pPr>
-              <w:spacing w:after="60" w:before="60" w:line="276" w:lineRule="auto"/>
-              <w:rPr>
-                <w:rFonts w:ascii="Verdana" w:cs="Verdana" w:eastAsia="Verdana" w:hAnsi="Verdana"/>
-                <w:sz w:val="20"/>
-                <w:szCs w:val="20"/>
-              </w:rPr>
-            </w:pPr>
-            <w:r>
-              <w:rPr>
-                <w:rtl w:val="0"/>
-              </w:rPr>
-            </w:r>
-          </w:p>
-        </w:tc>
-        <w:tc>
-          <w:tcPr>
-            <w:vAlign w:val="center"/>
-          </w:tcPr>
-          <w:p>
-            <w:pPr>
-              <w:spacing w:after="60" w:before="60" w:line="276" w:lineRule="auto"/>
-              <w:rPr>
-                <w:rFonts w:ascii="Verdana" w:cs="Verdana" w:eastAsia="Verdana" w:hAnsi="Verdana"/>
-                <w:sz w:val="20"/>
-                <w:szCs w:val="20"/>
-              </w:rPr>
-            </w:pPr>
-            <w:r>
-              <w:rPr>
-                <w:rtl w:val="0"/>
-              </w:rPr>
-            </w:r>
-          </w:p>
-        </w:tc>
-        <w:tc>
-          <w:tcPr>
-            <w:vAlign w:val="center"/>
-          </w:tcPr>
-          <w:p>
-            <w:pPr>
-              <w:spacing w:after="60" w:before="60" w:line="276" w:lineRule="auto"/>
-              <w:rPr>
-                <w:rFonts w:ascii="Verdana" w:cs="Verdana" w:eastAsia="Verdana" w:hAnsi="Verdana"/>
-                <w:sz w:val="20"/>
-                <w:szCs w:val="20"/>
-              </w:rPr>
-            </w:pPr>
-            <w:r>
-              <w:rPr>
-                <w:rtl w:val="0"/>
-              </w:rPr>
-            </w:r>
-          </w:p>
-        </w:tc>
-      </w:tr>
-    </w:tbl>
-    <w:p>
-      <w:pPr>
-        <w:spacing w:after="200" w:line="240" w:lineRule="auto"/>
-        <w:jc w:val="both"/>
-        <w:rPr>
-          <w:rFonts w:ascii="Verdana" w:cs="Verdana" w:eastAsia="Verdana" w:hAnsi="Verdana"/>
-          <w:sz w:val="20"/>
-          <w:szCs w:val="20"/>
-        </w:rPr>
-      </w:pPr>
-      <w:r>
-        <w:rPr>
-          <w:rtl w:val="0"/>
-        </w:rPr>
-      </w:r>
-    </w:p>
-    <w:p>
-      <w:pPr>
-        <w:rPr/>
-      </w:pPr>
-      <w:r>
-        <w:rPr>
-          <w:rFonts w:ascii="Verdana" w:cs="Verdana" w:eastAsia="Verdana" w:hAnsi="Verdana"/>
-          <w:rtl w:val="0"/>
-        </w:rPr>
-        <w:t xml:space="preserve">A megbeszélésen elhangzottak összegzése</w:t>
-      </w:r>
+        <w:t xml:space="preserve">Weboldal elérhetősége: </w:t>
+        <w:br w:type="textWrapping"/>
+      </w:r>
+      <w:hyperlink r:id="rId12">
+        <w:r>
+          <w:rPr>
+            <w:rFonts w:ascii="Verdana" w:cs="Verdana" w:eastAsia="Verdana" w:hAnsi="Verdana"/>
+            <w:b w:val="1"/>
+            <w:bCs w:val="1"/>
+            <w:color w:val="1155cc"/>
+            <w:u w:val="single"/>
+            <w:rtl w:val="0"/>
+          </w:rPr>
+          <w:t xml:space="preserve">GDE_62_Informatika_project_Égkalaúz</w:t>
+        </w:r>
+      </w:hyperlink>
       <w:r>
         <w:rPr>
           <w:rtl w:val="0"/>
@@ -4305,7 +3454,8 @@
     <w:sectPr>
       <w:type w:val="nextPage"/>
       <w:pgSz w:h="16840" w:w="11907" w:orient="portrait"/>
-      <w:pgMar w:bottom="1417" w:top="1417" w:left="1417" w:right="1417" w:header="708" w:footer="708"/>
+      <w:pgMar w:bottom="1440" w:top="1440" w:left="1797" w:right="1797" w:header="709" w:footer="709"/>
+      <w:titlePg w:val="1"/>
     </w:sectPr>
   </w:body>
 </w:document>
@@ -6107,32 +5257,6 @@
       </w:tblCellMar>
     </w:tblPr>
   </w:style>
-  <w:style w:type="table" w:styleId="Table2">
-    <w:basedOn w:val="TableNormal"/>
-    <w:tblPr>
-      <w:tblStyleRowBandSize w:val="1"/>
-      <w:tblStyleColBandSize w:val="1"/>
-      <w:tblCellMar>
-        <w:top w:w="0.0" w:type="dxa"/>
-        <w:left w:w="115.0" w:type="dxa"/>
-        <w:bottom w:w="0.0" w:type="dxa"/>
-        <w:right w:w="115.0" w:type="dxa"/>
-      </w:tblCellMar>
-    </w:tblPr>
-  </w:style>
-  <w:style w:type="table" w:styleId="Table3">
-    <w:basedOn w:val="TableNormal"/>
-    <w:tblPr>
-      <w:tblStyleRowBandSize w:val="1"/>
-      <w:tblStyleColBandSize w:val="1"/>
-      <w:tblCellMar>
-        <w:top w:w="0.0" w:type="dxa"/>
-        <w:left w:w="115.0" w:type="dxa"/>
-        <w:bottom w:w="0.0" w:type="dxa"/>
-        <w:right w:w="115.0" w:type="dxa"/>
-      </w:tblCellMar>
-    </w:tblPr>
-  </w:style>
 </w:styles>
 </file>
 
@@ -6433,7 +5557,7 @@
 
 <file path=customXML/item1.xml><?xml version="1.0" encoding="utf-8"?>
 <go:gDocsCustomXmlDataStorage xmlns:go="http://customooxmlschemas.google.com/" xmlns:r="http://schemas.openxmlformats.org/officeDocument/2006/relationships" uri="GoogleDocsCustomDataVersion2">
-  <go:docsCustomData xmlns:go="http://customooxmlschemas.google.com/" roundtripDataSignature="AMtx7mj+9g3r9vUgZ1w9gQeqQY68d5Yy3g==">CgMxLjAyD2lkLnowM2cxcnlqeHFybTIOaC5kM2plajY4cWlrejAyDmgudjhjNDFueDlvbm10Mg9pZC5za2g4b2JsN3A5OXMyD2lkLmFnNTd2NjZrdjF5djIPaWQuc283bnRxc2V5cTRqMg5oLmZpMXIzbDh2bzUyeDIOaC43Mmc5MGx2djI2NnkyDmgucmx0dWxzZ3hudjVzMg5oLjF2cThhdXlyYmY5eTIOaC5yOGE5YmF2NjNxZzcyD2lkLjVic21xNmRlbXNqaTINaC5hOTZpN3ZhOHVhajIPaWQuc2hndG01aHZlcWQ1Mg5oLnA2NmdncGtpeTg2MjIOaC42emIyaXVyMGNnMHA4AHIhMUpvYnRTVWdhelFFWmJUbUZ6U3RjSGJTR1ZCQnpZZTNB</go:docsCustomData>
+  <go:docsCustomData xmlns:go="http://customooxmlschemas.google.com/" roundtripDataSignature="AMtx7mhN3mfPT9YZYcDFGHU6HH3dtlxjfw==">CgMxLjAyD2lkLnowM2cxcnlqeHFybTIOaC5kM2plajY4cWlrejAyDmgudjhjNDFueDlvbm10Mg9pZC5za2g4b2JsN3A5OXMyD2lkLmFnNTd2NjZrdjF5djIPaWQuc283bnRxc2V5cTRqMg5oLmZpMXIzbDh2bzUyeDIOaC43Mmc5MGx2djI2NnkyDmgucmx0dWxzZ3hudjVzMg5oLjF2cThhdXlyYmY5eTIOaC5yOGE5YmF2NjNxZzc4AHIhMUpvYnRTVWdhelFFWmJUbUZ6U3RjSGJTR1ZCQnpZZTNB</go:docsCustomData>
 </go:gDocsCustomXmlDataStorage>
 </file>
 
